--- a/Plan_Memoire_AFI-DOCS.docx
+++ b/Plan_Memoire_AFI-DOCS.docx
@@ -1009,17 +1009,25 @@
           <w:lang w:val="fr-FR"/>
         </w:rPr>
       </w:pPr>
+      <w:proofErr w:type="gramStart"/>
       <w:r>
         <w:rPr>
           <w:lang w:val="fr-FR"/>
         </w:rPr>
-        <w:t xml:space="preserve">Connais tu des </w:t>
-      </w:r>
-      <w:proofErr w:type="spellStart"/>
+        <w:t>Connais tu</w:t>
+      </w:r>
+      <w:proofErr w:type="gramEnd"/>
       <w:r>
         <w:rPr>
           <w:lang w:val="fr-FR"/>
         </w:rPr>
+        <w:t xml:space="preserve"> des </w:t>
+      </w:r>
+      <w:proofErr w:type="spellStart"/>
+      <w:r>
+        <w:rPr>
+          <w:lang w:val="fr-FR"/>
+        </w:rPr>
         <w:t>ia</w:t>
       </w:r>
       <w:proofErr w:type="spellEnd"/>
@@ -1027,7 +1035,21 @@
         <w:rPr>
           <w:lang w:val="fr-FR"/>
         </w:rPr>
-        <w:t xml:space="preserve"> spécialisées dans la rédactions de ce genre de documents ou similaires tout en renseignant les sources sûres ? C’est pour la reformulation et le recadrage de tout ce que nous rédigeons ici.</w:t>
+        <w:t xml:space="preserve"> spécialisées dans </w:t>
+      </w:r>
+      <w:proofErr w:type="gramStart"/>
+      <w:r>
+        <w:rPr>
+          <w:lang w:val="fr-FR"/>
+        </w:rPr>
+        <w:t>la rédactions</w:t>
+      </w:r>
+      <w:proofErr w:type="gramEnd"/>
+      <w:r>
+        <w:rPr>
+          <w:lang w:val="fr-FR"/>
+        </w:rPr>
+        <w:t xml:space="preserve"> de ce genre de documents ou similaires tout en renseignant les sources sûres ? C’est pour la reformulation et le recadrage de tout ce que nous rédigeons ici.</w:t>
       </w:r>
     </w:p>
     <w:p>
@@ -1041,20 +1063,20 @@
           <w:lang w:val="fr-FR"/>
         </w:rPr>
       </w:pPr>
+      <w:proofErr w:type="gramStart"/>
       <w:r>
         <w:rPr>
           <w:lang w:val="fr-FR"/>
         </w:rPr>
-        <w:t>en te référant au canevas donnes moi les sections dans l'ordre de rédaction de la page de garde aux annexes.</w:t>
-      </w:r>
-    </w:p>
-    <w:p>
-      <w:pPr>
-        <w:pStyle w:val="Compact"/>
+        <w:t>en</w:t>
+      </w:r>
+      <w:proofErr w:type="gramEnd"/>
+      <w:r>
         <w:rPr>
           <w:lang w:val="fr-FR"/>
         </w:rPr>
-      </w:pPr>
+        <w:t xml:space="preserve"> te référant au canevas donnes moi les sections dans l'ordre de rédaction de la page de garde aux annexes.</w:t>
+      </w:r>
     </w:p>
     <w:p>
       <w:pPr>
@@ -1063,10 +1085,18 @@
           <w:lang w:val="fr-FR"/>
         </w:rPr>
       </w:pPr>
-      <w:r>
+    </w:p>
+    <w:p>
+      <w:pPr>
+        <w:pStyle w:val="Compact"/>
         <w:rPr>
           <w:lang w:val="fr-FR"/>
         </w:rPr>
+      </w:pPr>
+      <w:r>
+        <w:rPr>
+          <w:lang w:val="fr-FR"/>
+        </w:rPr>
         <w:t xml:space="preserve">Demander à </w:t>
       </w:r>
       <w:proofErr w:type="spellStart"/>
@@ -1579,6 +1609,273 @@
       <w:r>
         <w:t>.</w:t>
       </w:r>
+    </w:p>
+    <w:p>
+      <w:pPr>
+        <w:pStyle w:val="Compact"/>
+      </w:pPr>
+      <w:proofErr w:type="spellStart"/>
+      <w:r>
+        <w:t>J’ai</w:t>
+      </w:r>
+      <w:proofErr w:type="spellEnd"/>
+      <w:r>
+        <w:t xml:space="preserve"> </w:t>
+      </w:r>
+      <w:proofErr w:type="spellStart"/>
+      <w:r>
+        <w:t>besoin</w:t>
+      </w:r>
+      <w:proofErr w:type="spellEnd"/>
+      <w:r>
+        <w:t xml:space="preserve"> </w:t>
+      </w:r>
+      <w:proofErr w:type="spellStart"/>
+      <w:r>
+        <w:t>que</w:t>
+      </w:r>
+      <w:proofErr w:type="spellEnd"/>
+      <w:r>
+        <w:t xml:space="preserve"> </w:t>
+      </w:r>
+      <w:proofErr w:type="spellStart"/>
+      <w:r>
+        <w:t>tu</w:t>
+      </w:r>
+      <w:proofErr w:type="spellEnd"/>
+      <w:r>
+        <w:t xml:space="preserve"> me </w:t>
+      </w:r>
+      <w:proofErr w:type="spellStart"/>
+      <w:r>
+        <w:t>rédiges</w:t>
+      </w:r>
+      <w:proofErr w:type="spellEnd"/>
+      <w:r>
+        <w:t xml:space="preserve"> un </w:t>
+      </w:r>
+      <w:proofErr w:type="spellStart"/>
+      <w:r>
+        <w:t>texte</w:t>
+      </w:r>
+      <w:proofErr w:type="spellEnd"/>
+      <w:r>
+        <w:t xml:space="preserve"> qui </w:t>
+      </w:r>
+      <w:proofErr w:type="spellStart"/>
+      <w:r>
+        <w:t>permet</w:t>
+      </w:r>
+      <w:proofErr w:type="spellEnd"/>
+      <w:r>
+        <w:t xml:space="preserve"> à chat </w:t>
+      </w:r>
+      <w:proofErr w:type="spellStart"/>
+      <w:r>
+        <w:t>gpt</w:t>
+      </w:r>
+      <w:proofErr w:type="spellEnd"/>
+      <w:r>
+        <w:t xml:space="preserve"> de </w:t>
+      </w:r>
+      <w:proofErr w:type="spellStart"/>
+      <w:r>
+        <w:t>comprendre</w:t>
+      </w:r>
+      <w:proofErr w:type="spellEnd"/>
+      <w:r>
+        <w:t xml:space="preserve"> </w:t>
+      </w:r>
+      <w:proofErr w:type="spellStart"/>
+      <w:r>
+        <w:t>notre</w:t>
+      </w:r>
+      <w:proofErr w:type="spellEnd"/>
+      <w:r>
+        <w:t xml:space="preserve"> </w:t>
+      </w:r>
+      <w:proofErr w:type="spellStart"/>
+      <w:r>
+        <w:t>plateforme</w:t>
+      </w:r>
+      <w:proofErr w:type="spellEnd"/>
+      <w:r>
+        <w:t xml:space="preserve"> et son </w:t>
+      </w:r>
+      <w:proofErr w:type="spellStart"/>
+      <w:r>
+        <w:t>fonctionnement</w:t>
+      </w:r>
+      <w:proofErr w:type="spellEnd"/>
+      <w:r>
+        <w:t xml:space="preserve">. Qui met </w:t>
+      </w:r>
+      <w:proofErr w:type="spellStart"/>
+      <w:r>
+        <w:t>l’accent</w:t>
+      </w:r>
+      <w:proofErr w:type="spellEnd"/>
+      <w:r>
+        <w:t xml:space="preserve"> sur la </w:t>
+      </w:r>
+      <w:proofErr w:type="spellStart"/>
+      <w:r>
+        <w:t>fonctionnalité</w:t>
+      </w:r>
+      <w:proofErr w:type="spellEnd"/>
+      <w:r>
+        <w:t xml:space="preserve"> </w:t>
+      </w:r>
+      <w:proofErr w:type="spellStart"/>
+      <w:r>
+        <w:t>principale</w:t>
+      </w:r>
+      <w:proofErr w:type="spellEnd"/>
+      <w:r>
+        <w:t xml:space="preserve"> </w:t>
+      </w:r>
+      <w:proofErr w:type="spellStart"/>
+      <w:r>
+        <w:t>d’abord</w:t>
+      </w:r>
+      <w:proofErr w:type="spellEnd"/>
+      <w:r>
+        <w:t xml:space="preserve"> qui est “la </w:t>
+      </w:r>
+      <w:proofErr w:type="spellStart"/>
+      <w:r>
+        <w:t>diffucion</w:t>
+      </w:r>
+      <w:proofErr w:type="spellEnd"/>
+      <w:r>
+        <w:t xml:space="preserve"> </w:t>
+      </w:r>
+      <w:proofErr w:type="spellStart"/>
+      <w:r>
+        <w:t>centralisée</w:t>
+      </w:r>
+      <w:proofErr w:type="spellEnd"/>
+      <w:r>
+        <w:t xml:space="preserve"> de res</w:t>
+      </w:r>
+      <w:proofErr w:type="spellStart"/>
+      <w:r>
+        <w:t>sources</w:t>
+      </w:r>
+      <w:proofErr w:type="spellEnd"/>
+      <w:r>
+        <w:t xml:space="preserve"> </w:t>
+      </w:r>
+      <w:proofErr w:type="spellStart"/>
+      <w:r>
+        <w:t>pédagogiques</w:t>
+      </w:r>
+      <w:proofErr w:type="spellEnd"/>
+      <w:r>
+        <w:t xml:space="preserve"> au sein d’un </w:t>
+      </w:r>
+      <w:proofErr w:type="spellStart"/>
+      <w:r>
+        <w:t>établissement</w:t>
+      </w:r>
+      <w:proofErr w:type="spellEnd"/>
+      <w:r>
+        <w:t xml:space="preserve">” et ensuite sur les </w:t>
+      </w:r>
+      <w:proofErr w:type="spellStart"/>
+      <w:r>
+        <w:t>fonctionnalités</w:t>
+      </w:r>
+      <w:proofErr w:type="spellEnd"/>
+      <w:r>
+        <w:t xml:space="preserve"> </w:t>
+      </w:r>
+      <w:proofErr w:type="spellStart"/>
+      <w:r>
+        <w:t>additionnelles</w:t>
+      </w:r>
+      <w:proofErr w:type="spellEnd"/>
+      <w:r>
+        <w:t xml:space="preserve"> de façon </w:t>
+      </w:r>
+      <w:proofErr w:type="spellStart"/>
+      <w:r>
+        <w:t>claire</w:t>
+      </w:r>
+      <w:proofErr w:type="spellEnd"/>
+      <w:r>
+        <w:t xml:space="preserve"> et concise. Un </w:t>
+      </w:r>
+      <w:proofErr w:type="spellStart"/>
+      <w:r>
+        <w:t>truc</w:t>
+      </w:r>
+      <w:proofErr w:type="spellEnd"/>
+      <w:r>
+        <w:t xml:space="preserve"> pas trop long </w:t>
+      </w:r>
+      <w:proofErr w:type="spellStart"/>
+      <w:r>
+        <w:t>en</w:t>
+      </w:r>
+      <w:proofErr w:type="spellEnd"/>
+      <w:r>
+        <w:t xml:space="preserve"> </w:t>
+      </w:r>
+      <w:proofErr w:type="spellStart"/>
+      <w:r>
+        <w:t>tous</w:t>
+      </w:r>
+      <w:proofErr w:type="spellEnd"/>
+      <w:r>
+        <w:t xml:space="preserve"> </w:t>
+      </w:r>
+      <w:proofErr w:type="spellStart"/>
+      <w:r>
+        <w:t>cas</w:t>
+      </w:r>
+      <w:proofErr w:type="spellEnd"/>
+      <w:r>
+        <w:t>.</w:t>
+      </w:r>
+    </w:p>
+    <w:p>
+      <w:pPr>
+        <w:pStyle w:val="Compact"/>
+      </w:pPr>
+    </w:p>
+    <w:p>
+      <w:pPr>
+        <w:pStyle w:val="Compact"/>
+        <w:rPr>
+          <w:lang w:val="fr-FR"/>
+        </w:rPr>
+      </w:pPr>
+      <w:r>
+        <w:rPr>
+          <w:lang w:val="fr-FR"/>
+        </w:rPr>
+        <w:t xml:space="preserve">On va reprendre la rédaction à zéro et on ira étape par étape c'est moi qui te </w:t>
+      </w:r>
+      <w:proofErr w:type="gramStart"/>
+      <w:r>
+        <w:rPr>
+          <w:lang w:val="fr-FR"/>
+        </w:rPr>
+        <w:t>donnes</w:t>
+      </w:r>
+      <w:proofErr w:type="gramEnd"/>
+      <w:r>
+        <w:rPr>
+          <w:lang w:val="fr-FR"/>
+        </w:rPr>
+        <w:t xml:space="preserve"> les instructions et toi tu les suis. Suis ce guide complet pour la rédaction complète.</w:t>
+      </w:r>
+    </w:p>
+    <w:p>
+      <w:pPr>
+        <w:pStyle w:val="Compact"/>
+      </w:pPr>
     </w:p>
     <w:sectPr>
       <w:pgSz w:w="12240" w:h="15840"/>
